--- a/RFI-Docs/MERP GENERAL TALKING POINTS-FAQS April 2024.docx
+++ b/RFI-Docs/MERP GENERAL TALKING POINTS-FAQS April 2024.docx
@@ -4,8 +4,122 @@
   <w:body>
     <w:p>
       <w:pPr>
+        <w:jc w:val="left"/>
+      </w:pPr>
+      <w:r>
+        <w:rPr>
+          <w:color w:val="646464"/>
+          <w:sz w:val="18"/>
+        </w:rPr>
+        <w:t>Document: MERP GENERAL TALKING POINTS-FAQS April 2024.docx</w:t>
+      </w:r>
+    </w:p>
+    <w:p>
+      <w:pPr>
+        <w:jc w:val="left"/>
+      </w:pPr>
+      <w:r>
+        <w:rPr>
+          <w:color w:val="646464"/>
+          <w:sz w:val="18"/>
+        </w:rPr>
+        <w:t>Title: MERP Talking Points-FAQS (4-29-24)</w:t>
+      </w:r>
+    </w:p>
+    <w:p>
+      <w:pPr>
+        <w:jc w:val="left"/>
+      </w:pPr>
+      <w:r>
+        <w:rPr>
+          <w:color w:val="646464"/>
+          <w:sz w:val="18"/>
+        </w:rPr>
+        <w:t>Topic: Toxic Exposure - MERP | Type: Talking Points</w:t>
+      </w:r>
+    </w:p>
+    <w:p>
+      <w:pPr>
+        <w:jc w:val="left"/>
+      </w:pPr>
+      <w:r>
+        <w:rPr>
+          <w:color w:val="646464"/>
+          <w:sz w:val="18"/>
+        </w:rPr>
+        <w:t>Created: 2024-04-30 | By: Richman, Michael (VACO)</w:t>
+      </w:r>
+    </w:p>
+    <w:p>
+      <w:pPr>
+        <w:jc w:val="left"/>
+      </w:pPr>
+      <w:r>
+        <w:rPr>
+          <w:color w:val="646464"/>
+          <w:sz w:val="18"/>
+        </w:rPr>
+        <w:t>Modified: 2024-11-20 | By: Bero, Trevor J.</w:t>
+      </w:r>
+    </w:p>
+    <w:p>
+      <w:pPr>
+        <w:jc w:val="left"/>
+      </w:pPr>
+      <w:r>
+        <w:rPr>
+          <w:color w:val="C8C8C8"/>
+          <w:sz w:val="16"/>
+        </w:rPr>
+        <w:t>────────────────────────────────────────────────────────────────────────────────</w:t>
+      </w:r>
+    </w:p>
+    <w:p>
+      <w:pPr>
+        <w:jc w:val="left"/>
+      </w:pPr>
+      <w:r/>
+    </w:p>
+    <w:p>
+      <w:pPr>
+        <w:jc w:val="left"/>
+      </w:pPr>
+      <w:r>
+        <w:rPr>
+          <w:color w:val="646464"/>
+          <w:sz w:val="18"/>
+        </w:rPr>
+        <w:t>Topic: Toxic Exposure - MERP | Type: Talking Points</w:t>
+      </w:r>
+    </w:p>
+    <w:p>
+      <w:pPr>
+        <w:jc w:val="left"/>
+      </w:pPr>
+      <w:r>
+        <w:rPr>
+          <w:color w:val="646464"/>
+          <w:sz w:val="18"/>
+        </w:rPr>
+        <w:t>Created: 2024-04-30 | By: Richman, Michael (VACO)</w:t>
+      </w:r>
+    </w:p>
+    <w:p>
+      <w:pPr>
+        <w:jc w:val="left"/>
+      </w:pPr>
+      <w:r>
+        <w:rPr>
+          <w:color w:val="646464"/>
+          <w:sz w:val="18"/>
+        </w:rPr>
+        <w:t>Modified: 2024-11-20 | By: Bero, Trevor J.</w:t>
+      </w:r>
+    </w:p>
+    <w:p>
+      <w:pPr>
         <w:spacing w:after="120" w:line="168" w:lineRule="auto"/>
-        <w:jc w:val="center"/>
+        <w:jc w:val="left"/>
         <w:rPr>
           <w:rFonts w:eastAsiaTheme="minorEastAsia"/>
           <w:b/>
@@ -17,8 +131,18 @@
           <w14:ligatures w14:val="none"/>
         </w:rPr>
       </w:pPr>
-      <w:bookmarkStart w:name="_MailAutoSig" w:id="0"/>
-      <w:r>
+      <w:r>
+        <w:rPr>
+          <w:color w:val="C8C8C8"/>
+          <w:sz w:val="16"/>
+        </w:rPr>
+        <w:t>────────────────────────────────────────────────────────────────────────────────</w:t>
+      </w:r>
+    </w:p>
+    <w:p>
+      <w:pPr>
+        <w:spacing w:after="120" w:line="168" w:lineRule="auto"/>
+        <w:jc w:val="center"/>
         <w:rPr>
           <w:rFonts w:eastAsiaTheme="minorEastAsia"/>
           <w:b/>
@@ -29,63 +153,8 @@
           <w:szCs w:val="24"/>
           <w14:ligatures w14:val="none"/>
         </w:rPr>
-        <w:t>Military Exposure</w:t>
-      </w:r>
-      <w:r>
-        <w:rPr>
-          <w:rFonts w:eastAsiaTheme="minorEastAsia"/>
-          <w:b/>
-          <w:bCs/>
-          <w:noProof/>
-          <w:kern w:val="0"/>
-          <w:sz w:val="24"/>
-          <w:szCs w:val="24"/>
-          <w14:ligatures w14:val="none"/>
-        </w:rPr>
-        <w:t>s</w:t>
-      </w:r>
-      <w:r>
-        <w:rPr>
-          <w:rFonts w:eastAsiaTheme="minorEastAsia"/>
-          <w:b/>
-          <w:bCs/>
-          <w:noProof/>
-          <w:kern w:val="0"/>
-          <w:sz w:val="24"/>
-          <w:szCs w:val="24"/>
-          <w14:ligatures w14:val="none"/>
-        </w:rPr>
-        <w:t xml:space="preserve"> Research Program (MERP) - General Talking Points</w:t>
-      </w:r>
-    </w:p>
-    <w:p>
-      <w:pPr>
-        <w:spacing w:after="120" w:line="168" w:lineRule="auto"/>
-        <w:jc w:val="center"/>
-        <w:rPr>
-          <w:rFonts w:eastAsiaTheme="minorEastAsia"/>
-          <w:b/>
-          <w:bCs/>
-          <w:noProof/>
-          <w:kern w:val="0"/>
-          <w:sz w:val="24"/>
-          <w:szCs w:val="24"/>
-          <w14:ligatures w14:val="none"/>
-        </w:rPr>
-      </w:pPr>
-      <w:r>
-        <w:rPr>
-          <w:rFonts w:eastAsiaTheme="minorEastAsia"/>
-          <w:b/>
-          <w:bCs/>
-          <w:noProof/>
-          <w:kern w:val="0"/>
-          <w:sz w:val="24"/>
-          <w:szCs w:val="24"/>
-          <w14:ligatures w14:val="none"/>
-        </w:rPr>
-        <w:t>Rudolph Johnson, PhD</w:t>
-      </w:r>
+      </w:pPr>
+      <w:r/>
     </w:p>
     <w:p>
       <w:pPr>
